--- a/EXPORTS/DOCX/published/niveau3/English/UniversiteitsbibliotheekLeiden.docx
+++ b/EXPORTS/DOCX/published/niveau3/English/UniversiteitsbibliotheekLeiden.docx
@@ -597,8 +597,16 @@
           <w:i w:val="0"/>
           <w:color w:val="0000FF"/>
           <w:sz w:val="24"/>
+          <w:u w:val="single"/>
         </w:rPr>
-        <w:t>Royal Netherlands Instit</w:t>
+        <w:hyperlink r:id="rId11" w:history="1">
+          <w:r>
+            <w:rPr>
+              <w:rStyle w:val="Hyperlink"/>
+            </w:rPr>
+            <w:t>Royal</w:t>
+          </w:r>
+        </w:hyperlink>
       </w:r>
       <w:r>
         <w:rPr>
@@ -609,7 +617,65 @@
           <w:sz w:val="24"/>
           <w:u w:val="single"/>
         </w:rPr>
-        <w:hyperlink r:id="rId10" w:history="1">
+        <w:t xml:space="preserve"> </w:t>
+      </w:r>
+      <w:r>
+        <w:rPr>
+          <w:rFonts w:ascii="Charis SIL Regular" w:hAnsi="Charis SIL Regular" w:eastAsia="Charis SIL Regular"/>
+          <w:b w:val="0"/>
+          <w:i w:val="0"/>
+          <w:color w:val="0000FF"/>
+          <w:sz w:val="24"/>
+          <w:u w:val="single"/>
+        </w:rPr>
+        <w:hyperlink r:id="rId11" w:history="1">
+          <w:r>
+            <w:rPr>
+              <w:rStyle w:val="Hyperlink"/>
+            </w:rPr>
+            <w:t>Netherlands</w:t>
+          </w:r>
+        </w:hyperlink>
+      </w:r>
+      <w:r>
+        <w:rPr>
+          <w:rFonts w:ascii="Charis SIL Regular" w:hAnsi="Charis SIL Regular" w:eastAsia="Charis SIL Regular"/>
+          <w:b w:val="0"/>
+          <w:i w:val="0"/>
+          <w:color w:val="0000FF"/>
+          <w:sz w:val="24"/>
+          <w:u w:val="single"/>
+        </w:rPr>
+        <w:t xml:space="preserve"> </w:t>
+      </w:r>
+      <w:r>
+        <w:rPr>
+          <w:rFonts w:ascii="Charis SIL Regular" w:hAnsi="Charis SIL Regular" w:eastAsia="Charis SIL Regular"/>
+          <w:b w:val="0"/>
+          <w:i w:val="0"/>
+          <w:color w:val="0000FF"/>
+          <w:sz w:val="24"/>
+          <w:u w:val="single"/>
+        </w:rPr>
+        <w:hyperlink r:id="rId11" w:history="1">
+          <w:r>
+            <w:rPr>
+              <w:rStyle w:val="Hyperlink"/>
+            </w:rPr>
+            <w:t>Instit</w:t>
+          </w:r>
+        </w:hyperlink>
+      </w:r>
+      <w:r>
+        <w:rPr>
+          <w:rFonts w:ascii="Charis SIL Regular" w:hAnsi="Charis SIL Regular" w:eastAsia="Charis SIL Regular"/>
+          <w:b w:val="0"/>
+          <w:i w:val="0"/>
+          <w:color w:val="0000FF"/>
+          <w:sz w:val="24"/>
+          <w:u w:val="single"/>
+        </w:rPr>
+        <w:hyperlink r:id="rId11" w:history="1">
           <w:r>
             <w:rPr>
               <w:rStyle w:val="Hyperlink"/>
@@ -638,7 +704,7 @@
           <w:sz w:val="24"/>
           <w:u w:val="single"/>
         </w:rPr>
-        <w:hyperlink r:id="rId10" w:history="1">
+        <w:hyperlink r:id="rId11" w:history="1">
           <w:r>
             <w:rPr>
               <w:rStyle w:val="Hyperlink"/>
@@ -667,7 +733,7 @@
           <w:sz w:val="24"/>
           <w:u w:val="single"/>
         </w:rPr>
-        <w:hyperlink r:id="rId10" w:history="1">
+        <w:hyperlink r:id="rId11" w:history="1">
           <w:r>
             <w:rPr>
               <w:rStyle w:val="Hyperlink"/>
@@ -685,7 +751,7 @@
           <w:sz w:val="24"/>
           <w:u w:val="single"/>
         </w:rPr>
-        <w:hyperlink r:id="rId10" w:history="1">
+        <w:hyperlink r:id="rId11" w:history="1">
           <w:r>
             <w:rPr>
               <w:rStyle w:val="Hyperlink"/>
@@ -714,7 +780,7 @@
           <w:sz w:val="24"/>
           <w:u w:val="single"/>
         </w:rPr>
-        <w:hyperlink r:id="rId10" w:history="1">
+        <w:hyperlink r:id="rId11" w:history="1">
           <w:r>
             <w:rPr>
               <w:rStyle w:val="Hyperlink"/>
@@ -890,14 +956,7 @@
           <w:color w:val="000000"/>
           <w:sz w:val="24"/>
         </w:rPr>
-        <w:hyperlink r:id="rId11" w:history="1">
-          <w:r>
-            <w:rPr>
-              <w:rStyle w:val="Hyperlink"/>
-            </w:rPr>
-            <w:t>d 201</w:t>
-          </w:r>
-        </w:hyperlink>
+        <w:t>d 201</w:t>
       </w:r>
       <w:r>
         <w:rPr>
@@ -1009,6 +1068,7 @@
       </w:r>
       <w:r>
         <w:rPr>
+          <w:u w:val="single" w:color="0000ff"/>
           <w:rFonts w:ascii="Charis SIL Regular" w:hAnsi="Charis SIL Regular" w:eastAsia="Charis SIL Regular"/>
           <w:b w:val="0"/>
           <w:i w:val="0"/>
@@ -1781,7 +1841,7 @@
           <w:sz w:val="24"/>
           <w:u w:val="single"/>
         </w:rPr>
-        <w:hyperlink r:id="rId14" w:history="1">
+        <w:hyperlink r:id="rId13" w:history="1">
           <w:r>
             <w:rPr>
               <w:rStyle w:val="Hyperlink"/>
@@ -2702,9 +2762,8 @@
           <w:i w:val="0"/>
           <w:color w:val="0000FF"/>
           <w:sz w:val="24"/>
-          <w:u w:val="single"/>
         </w:rPr>
-        <w:t>ic research in colonised territorie</w:t>
+        <w:t>i</w:t>
       </w:r>
       <w:r>
         <w:rPr>
@@ -2713,8 +2772,9 @@
           <w:i w:val="0"/>
           <w:color w:val="0000FF"/>
           <w:sz w:val="24"/>
+          <w:u w:val="single"/>
         </w:rPr>
-        <w:t>s</w:t>
+        <w:t>c research in colonised territories</w:t>
       </w:r>
       <w:r>
         <w:br/>

--- a/EXPORTS/DOCX/published/niveau3/English/UniversiteitsbibliotheekLeiden.docx
+++ b/EXPORTS/DOCX/published/niveau3/English/UniversiteitsbibliotheekLeiden.docx
@@ -628,14 +628,7 @@
           <w:sz w:val="24"/>
           <w:u w:val="single"/>
         </w:rPr>
-        <w:hyperlink r:id="rId11" w:history="1">
-          <w:r>
-            <w:rPr>
-              <w:rStyle w:val="Hyperlink"/>
-            </w:rPr>
-            <w:t>Netherlands</w:t>
-          </w:r>
-        </w:hyperlink>
+        <w:t>Netherlands Instit</w:t>
       </w:r>
       <w:r>
         <w:rPr>
@@ -646,36 +639,7 @@
           <w:sz w:val="24"/>
           <w:u w:val="single"/>
         </w:rPr>
-        <w:t xml:space="preserve"> </w:t>
-      </w:r>
-      <w:r>
-        <w:rPr>
-          <w:rFonts w:ascii="Charis SIL Regular" w:hAnsi="Charis SIL Regular" w:eastAsia="Charis SIL Regular"/>
-          <w:b w:val="0"/>
-          <w:i w:val="0"/>
-          <w:color w:val="0000FF"/>
-          <w:sz w:val="24"/>
-          <w:u w:val="single"/>
-        </w:rPr>
-        <w:hyperlink r:id="rId11" w:history="1">
-          <w:r>
-            <w:rPr>
-              <w:rStyle w:val="Hyperlink"/>
-            </w:rPr>
-            <w:t>Instit</w:t>
-          </w:r>
-        </w:hyperlink>
-      </w:r>
-      <w:r>
-        <w:rPr>
-          <w:rFonts w:ascii="Charis SIL Regular" w:hAnsi="Charis SIL Regular" w:eastAsia="Charis SIL Regular"/>
-          <w:b w:val="0"/>
-          <w:i w:val="0"/>
-          <w:color w:val="0000FF"/>
-          <w:sz w:val="24"/>
-          <w:u w:val="single"/>
-        </w:rPr>
-        <w:hyperlink r:id="rId11" w:history="1">
+        <w:hyperlink r:id="rId10" w:history="1">
           <w:r>
             <w:rPr>
               <w:rStyle w:val="Hyperlink"/>
@@ -733,7 +697,7 @@
           <w:sz w:val="24"/>
           <w:u w:val="single"/>
         </w:rPr>
-        <w:hyperlink r:id="rId11" w:history="1">
+        <w:hyperlink r:id="rId10" w:history="1">
           <w:r>
             <w:rPr>
               <w:rStyle w:val="Hyperlink"/>
@@ -751,7 +715,7 @@
           <w:sz w:val="24"/>
           <w:u w:val="single"/>
         </w:rPr>
-        <w:hyperlink r:id="rId11" w:history="1">
+        <w:hyperlink r:id="rId10" w:history="1">
           <w:r>
             <w:rPr>
               <w:rStyle w:val="Hyperlink"/>
@@ -780,7 +744,7 @@
           <w:sz w:val="24"/>
           <w:u w:val="single"/>
         </w:rPr>
-        <w:hyperlink r:id="rId11" w:history="1">
+        <w:hyperlink r:id="rId10" w:history="1">
           <w:r>
             <w:rPr>
               <w:rStyle w:val="Hyperlink"/>
@@ -845,7 +809,7 @@
           <w:sz w:val="24"/>
           <w:u w:val="single"/>
         </w:rPr>
-        <w:hyperlink r:id="rId10" w:history="1">
+        <w:hyperlink r:id="rId11" w:history="1">
           <w:r>
             <w:rPr>
               <w:rStyle w:val="Hyperlink"/>
@@ -863,7 +827,7 @@
           <w:sz w:val="24"/>
           <w:u w:val="single"/>
         </w:rPr>
-        <w:hyperlink r:id="rId10" w:history="1">
+        <w:hyperlink r:id="rId11" w:history="1">
           <w:r>
             <w:rPr>
               <w:rStyle w:val="Hyperlink"/>
@@ -892,7 +856,7 @@
           <w:sz w:val="24"/>
           <w:u w:val="single"/>
         </w:rPr>
-        <w:hyperlink r:id="rId10" w:history="1">
+        <w:hyperlink r:id="rId11" w:history="1">
           <w:r>
             <w:rPr>
               <w:rStyle w:val="Hyperlink"/>
@@ -956,61 +920,7 @@
           <w:color w:val="000000"/>
           <w:sz w:val="24"/>
         </w:rPr>
-        <w:t>d 201</w:t>
-      </w:r>
-      <w:r>
-        <w:rPr>
-          <w:u w:val="single" w:color="0000ff"/>
-          <w:rFonts w:ascii="Charis SIL Regular" w:hAnsi="Charis SIL Regular" w:eastAsia="Charis SIL Regular"/>
-          <w:b w:val="0"/>
-          <w:i w:val="0"/>
-          <w:color w:val="000000"/>
-          <w:sz w:val="24"/>
-        </w:rPr>
-        <w:hyperlink r:id="rId11" w:history="1">
-          <w:r>
-            <w:rPr>
-              <w:rStyle w:val="Hyperlink"/>
-            </w:rPr>
-            <w:t>4, respective</w:t>
-          </w:r>
-        </w:hyperlink>
-      </w:r>
-      <w:r>
-        <w:rPr>
-          <w:u w:val="single" w:color="0000ff"/>
-          <w:rFonts w:ascii="Charis SIL Regular" w:hAnsi="Charis SIL Regular" w:eastAsia="Charis SIL Regular"/>
-          <w:b w:val="0"/>
-          <w:i w:val="0"/>
-          <w:color w:val="000000"/>
-          <w:sz w:val="24"/>
-        </w:rPr>
-        <w:hyperlink r:id="rId11" w:history="1">
-          <w:r>
-            <w:rPr>
-              <w:rStyle w:val="Hyperlink"/>
-            </w:rPr>
-            <w:t>l</w:t>
-          </w:r>
-        </w:hyperlink>
-      </w:r>
-      <w:r>
-        <w:rPr>
-          <w:u w:val="single" w:color="0000ff"/>
-          <w:rFonts w:ascii="Charis SIL Regular" w:hAnsi="Charis SIL Regular" w:eastAsia="Charis SIL Regular"/>
-          <w:b w:val="0"/>
-          <w:i w:val="0"/>
-          <w:color w:val="000000"/>
-          <w:sz w:val="24"/>
-        </w:rPr>
-        <w:hyperlink r:id="rId11" w:history="1">
-          <w:r>
-            <w:rPr>
-              <w:rStyle w:val="Hyperlink"/>
-            </w:rPr>
-            <w:t>y. The li</w:t>
-          </w:r>
-        </w:hyperlink>
+        <w:t>d 2014, respectively. The li</w:t>
       </w:r>
       <w:r>
         <w:rPr>
@@ -1057,79 +967,7 @@
           <w:color w:val="000000"/>
           <w:sz w:val="24"/>
         </w:rPr>
-        <w:hyperlink r:id="rId11" w:history="1">
-          <w:r>
-            <w:rPr>
-              <w:rStyle w:val="Hyperlink"/>
-            </w:rPr>
-            <w:t xml:space="preserve">ry of the </w:t>
-          </w:r>
-        </w:hyperlink>
-      </w:r>
-      <w:r>
-        <w:rPr>
-          <w:u w:val="single" w:color="0000ff"/>
-          <w:rFonts w:ascii="Charis SIL Regular" w:hAnsi="Charis SIL Regular" w:eastAsia="Charis SIL Regular"/>
-          <w:b w:val="0"/>
-          <w:i w:val="0"/>
-          <w:color w:val="000000"/>
-          <w:sz w:val="24"/>
-        </w:rPr>
-        <w:t>N</w:t>
-      </w:r>
-      <w:r>
-        <w:rPr>
-          <w:u w:val="single" w:color="0000ff"/>
-          <w:rFonts w:ascii="Charis SIL Regular" w:hAnsi="Charis SIL Regular" w:eastAsia="Charis SIL Regular"/>
-          <w:b w:val="0"/>
-          <w:i w:val="0"/>
-          <w:color w:val="000000"/>
-          <w:sz w:val="24"/>
-        </w:rPr>
-        <w:hyperlink r:id="rId11" w:history="1">
-          <w:r>
-            <w:rPr>
-              <w:rStyle w:val="Hyperlink"/>
-            </w:rPr>
-            <w:t>ether</w:t>
-          </w:r>
-        </w:hyperlink>
-      </w:r>
-      <w:r>
-        <w:rPr>
-          <w:u w:val="single" w:color="0000ff"/>
-          <w:rFonts w:ascii="Charis SIL Regular" w:hAnsi="Charis SIL Regular" w:eastAsia="Charis SIL Regular"/>
-          <w:b w:val="0"/>
-          <w:i w:val="0"/>
-          <w:color w:val="000000"/>
-          <w:sz w:val="24"/>
-        </w:rPr>
-        <w:hyperlink r:id="rId11" w:history="1">
-          <w:r>
-            <w:rPr>
-              <w:rStyle w:val="Hyperlink"/>
-            </w:rPr>
-            <w:t>l</w:t>
-          </w:r>
-        </w:hyperlink>
-      </w:r>
-      <w:r>
-        <w:rPr>
-          <w:u w:val="single" w:color="0000ff"/>
-          <w:rFonts w:ascii="Charis SIL Regular" w:hAnsi="Charis SIL Regular" w:eastAsia="Charis SIL Regular"/>
-          <w:b w:val="0"/>
-          <w:i w:val="0"/>
-          <w:color w:val="000000"/>
-          <w:sz w:val="24"/>
-        </w:rPr>
-        <w:hyperlink r:id="rId11" w:history="1">
-          <w:r>
-            <w:rPr>
-              <w:rStyle w:val="Hyperlink"/>
-            </w:rPr>
-            <w:t>and</w:t>
-          </w:r>
-        </w:hyperlink>
+        <w:t>ry of the Netherland</w:t>
       </w:r>
       <w:r>
         <w:rPr>
@@ -1428,25 +1266,7 @@
           <w:color w:val="000000"/>
           <w:sz w:val="24"/>
         </w:rPr>
-        <w:t>n about the wide range o</w:t>
-      </w:r>
-      <w:r>
-        <w:rPr>
-          <w:u w:val="single" w:color="0000ff"/>
-          <w:rFonts w:ascii="Charis SIL Regular" w:hAnsi="Charis SIL Regular" w:eastAsia="Charis SIL Regular"/>
-          <w:b w:val="0"/>
-          <w:i w:val="0"/>
-          <w:color w:val="000000"/>
-          <w:sz w:val="24"/>
-        </w:rPr>
-        <w:hyperlink r:id="rId13" w:history="1">
-          <w:r>
-            <w:rPr>
-              <w:rStyle w:val="Hyperlink"/>
-            </w:rPr>
-            <w:t>f availab</w:t>
-          </w:r>
-        </w:hyperlink>
+        <w:t>n about the wide range of availab</w:t>
       </w:r>
       <w:r>
         <w:rPr>
@@ -1543,6 +1363,23 @@
       </w:r>
       <w:r>
         <w:rPr>
+          <w:rFonts w:ascii="Charis SIL Regular" w:hAnsi="Charis SIL Regular" w:eastAsia="Charis SIL Regular"/>
+          <w:b w:val="0"/>
+          <w:i w:val="0"/>
+          <w:color w:val="000000"/>
+          <w:sz w:val="24"/>
+        </w:rPr>
+        <w:hyperlink r:id="rId14" w:history="1">
+          <w:r>
+            <w:rPr>
+              <w:rStyle w:val="Hyperlink"/>
+            </w:rPr>
+            <w:t>d</w:t>
+          </w:r>
+        </w:hyperlink>
+      </w:r>
+      <w:r>
+        <w:rPr>
           <w:u w:val="single" w:color="0000ff"/>
           <w:rFonts w:ascii="Charis SIL Regular" w:hAnsi="Charis SIL Regular" w:eastAsia="Charis SIL Regular"/>
           <w:b w:val="0"/>
@@ -1550,7 +1387,7 @@
           <w:color w:val="000000"/>
           <w:sz w:val="24"/>
         </w:rPr>
-        <w:t>d</w:t>
+        <w:t xml:space="preserve"> </w:t>
       </w:r>
       <w:r>
         <w:rPr>
@@ -1560,7 +1397,7 @@
           <w:color w:val="000000"/>
           <w:sz w:val="24"/>
         </w:rPr>
-        <w:t xml:space="preserve"> them. Besides </w:t>
+        <w:t xml:space="preserve">them. Besides </w:t>
       </w:r>
       <w:r>
         <w:rPr>
@@ -1687,18 +1524,7 @@
           <w:color w:val="000000"/>
           <w:sz w:val="24"/>
         </w:rPr>
-        <w:t>types of m</w:t>
-      </w:r>
-      <w:r>
-        <w:rPr>
-          <w:u w:val="single" w:color="0000ff"/>
-          <w:rFonts w:ascii="Charis SIL Regular" w:hAnsi="Charis SIL Regular" w:eastAsia="Charis SIL Regular"/>
-          <w:b w:val="0"/>
-          <w:i w:val="0"/>
-          <w:color w:val="000000"/>
-          <w:sz w:val="24"/>
-        </w:rPr>
-        <w:t xml:space="preserve">aterial. Various </w:t>
+        <w:t xml:space="preserve">types of material. Various </w:t>
       </w:r>
       <w:r>
         <w:rPr>
@@ -1805,7 +1631,7 @@
           <w:sz w:val="24"/>
           <w:u w:val="single"/>
         </w:rPr>
-        <w:hyperlink r:id="rId14" w:history="1">
+        <w:hyperlink r:id="rId13" w:history="1">
           <w:r>
             <w:rPr>
               <w:rStyle w:val="Hyperlink"/>
@@ -1841,7 +1667,7 @@
           <w:sz w:val="24"/>
           <w:u w:val="single"/>
         </w:rPr>
-        <w:hyperlink r:id="rId13" w:history="1">
+        <w:hyperlink r:id="rId14" w:history="1">
           <w:r>
             <w:rPr>
               <w:rStyle w:val="Hyperlink"/>
@@ -2499,14 +2325,7 @@
           <w:color w:val="000000"/>
           <w:sz w:val="24"/>
         </w:rPr>
-        <w:hyperlink r:id="rId13" w:history="1">
-          <w:r>
-            <w:rPr>
-              <w:rStyle w:val="Hyperlink"/>
-            </w:rPr>
-            <w:t>unt of arc</w:t>
-          </w:r>
-        </w:hyperlink>
+        <w:t>unt of arc</w:t>
       </w:r>
       <w:r>
         <w:rPr>
@@ -2762,8 +2581,9 @@
           <w:i w:val="0"/>
           <w:color w:val="0000FF"/>
           <w:sz w:val="24"/>
+          <w:u w:val="single"/>
         </w:rPr>
-        <w:t>i</w:t>
+        <w:t>ic research in colonised territorie</w:t>
       </w:r>
       <w:r>
         <w:rPr>
@@ -2772,9 +2592,8 @@
           <w:i w:val="0"/>
           <w:color w:val="0000FF"/>
           <w:sz w:val="24"/>
-          <w:u w:val="single"/>
         </w:rPr>
-        <w:t>c research in colonised territories</w:t>
+        <w:t>s</w:t>
       </w:r>
       <w:r>
         <w:br/>

--- a/EXPORTS/DOCX/published/niveau3/English/UniversiteitsbibliotheekLeiden.docx
+++ b/EXPORTS/DOCX/published/niveau3/English/UniversiteitsbibliotheekLeiden.docx
@@ -626,7 +626,6 @@
           <w:i w:val="0"/>
           <w:color w:val="0000FF"/>
           <w:sz w:val="24"/>
-          <w:u w:val="single"/>
         </w:rPr>
         <w:t>Netherlands Instit</w:t>
       </w:r>
@@ -668,7 +667,7 @@
           <w:sz w:val="24"/>
           <w:u w:val="single"/>
         </w:rPr>
-        <w:hyperlink r:id="rId11" w:history="1">
+        <w:hyperlink r:id="rId10" w:history="1">
           <w:r>
             <w:rPr>
               <w:rStyle w:val="Hyperlink"/>
@@ -809,7 +808,7 @@
           <w:sz w:val="24"/>
           <w:u w:val="single"/>
         </w:rPr>
-        <w:hyperlink r:id="rId11" w:history="1">
+        <w:hyperlink r:id="rId10" w:history="1">
           <w:r>
             <w:rPr>
               <w:rStyle w:val="Hyperlink"/>
@@ -827,7 +826,7 @@
           <w:sz w:val="24"/>
           <w:u w:val="single"/>
         </w:rPr>
-        <w:hyperlink r:id="rId11" w:history="1">
+        <w:hyperlink r:id="rId10" w:history="1">
           <w:r>
             <w:rPr>
               <w:rStyle w:val="Hyperlink"/>
@@ -856,7 +855,7 @@
           <w:sz w:val="24"/>
           <w:u w:val="single"/>
         </w:rPr>
-        <w:hyperlink r:id="rId11" w:history="1">
+        <w:hyperlink r:id="rId10" w:history="1">
           <w:r>
             <w:rPr>
               <w:rStyle w:val="Hyperlink"/>
@@ -920,7 +919,68 @@
           <w:color w:val="000000"/>
           <w:sz w:val="24"/>
         </w:rPr>
-        <w:t>d 2014, respectively. The li</w:t>
+        <w:hyperlink r:id="rId11" w:history="1">
+          <w:r>
+            <w:rPr>
+              <w:rStyle w:val="Hyperlink"/>
+            </w:rPr>
+            <w:t>d 201</w:t>
+          </w:r>
+        </w:hyperlink>
+      </w:r>
+      <w:r>
+        <w:rPr>
+          <w:u w:val="single" w:color="0000ff"/>
+          <w:rFonts w:ascii="Charis SIL Regular" w:hAnsi="Charis SIL Regular" w:eastAsia="Charis SIL Regular"/>
+          <w:b w:val="0"/>
+          <w:i w:val="0"/>
+          <w:color w:val="000000"/>
+          <w:sz w:val="24"/>
+        </w:rPr>
+        <w:hyperlink r:id="rId11" w:history="1">
+          <w:r>
+            <w:rPr>
+              <w:rStyle w:val="Hyperlink"/>
+            </w:rPr>
+            <w:t>4, respective</w:t>
+          </w:r>
+        </w:hyperlink>
+      </w:r>
+      <w:r>
+        <w:rPr>
+          <w:u w:val="single" w:color="0000ff"/>
+          <w:rFonts w:ascii="Charis SIL Regular" w:hAnsi="Charis SIL Regular" w:eastAsia="Charis SIL Regular"/>
+          <w:b w:val="0"/>
+          <w:i w:val="0"/>
+          <w:color w:val="000000"/>
+          <w:sz w:val="24"/>
+        </w:rPr>
+        <w:hyperlink r:id="rId11" w:history="1">
+          <w:r>
+            <w:rPr>
+              <w:rStyle w:val="Hyperlink"/>
+            </w:rPr>
+            <w:t>l</w:t>
+          </w:r>
+        </w:hyperlink>
+      </w:r>
+      <w:r>
+        <w:rPr>
+          <w:u w:val="single" w:color="0000ff"/>
+          <w:rFonts w:ascii="Charis SIL Regular" w:hAnsi="Charis SIL Regular" w:eastAsia="Charis SIL Regular"/>
+          <w:b w:val="0"/>
+          <w:i w:val="0"/>
+          <w:color w:val="000000"/>
+          <w:sz w:val="24"/>
+        </w:rPr>
+        <w:hyperlink r:id="rId11" w:history="1">
+          <w:r>
+            <w:rPr>
+              <w:rStyle w:val="Hyperlink"/>
+            </w:rPr>
+            <w:t>y. The li</w:t>
+          </w:r>
+        </w:hyperlink>
       </w:r>
       <w:r>
         <w:rPr>
@@ -967,7 +1027,78 @@
           <w:color w:val="000000"/>
           <w:sz w:val="24"/>
         </w:rPr>
-        <w:t>ry of the Netherland</w:t>
+        <w:hyperlink r:id="rId11" w:history="1">
+          <w:r>
+            <w:rPr>
+              <w:rStyle w:val="Hyperlink"/>
+            </w:rPr>
+            <w:t xml:space="preserve">ry of the </w:t>
+          </w:r>
+        </w:hyperlink>
+      </w:r>
+      <w:r>
+        <w:rPr>
+          <w:rFonts w:ascii="Charis SIL Regular" w:hAnsi="Charis SIL Regular" w:eastAsia="Charis SIL Regular"/>
+          <w:b w:val="0"/>
+          <w:i w:val="0"/>
+          <w:color w:val="000000"/>
+          <w:sz w:val="24"/>
+        </w:rPr>
+        <w:t>N</w:t>
+      </w:r>
+      <w:r>
+        <w:rPr>
+          <w:u w:val="single" w:color="0000ff"/>
+          <w:rFonts w:ascii="Charis SIL Regular" w:hAnsi="Charis SIL Regular" w:eastAsia="Charis SIL Regular"/>
+          <w:b w:val="0"/>
+          <w:i w:val="0"/>
+          <w:color w:val="000000"/>
+          <w:sz w:val="24"/>
+        </w:rPr>
+        <w:hyperlink r:id="rId11" w:history="1">
+          <w:r>
+            <w:rPr>
+              <w:rStyle w:val="Hyperlink"/>
+            </w:rPr>
+            <w:t>ether</w:t>
+          </w:r>
+        </w:hyperlink>
+      </w:r>
+      <w:r>
+        <w:rPr>
+          <w:u w:val="single" w:color="0000ff"/>
+          <w:rFonts w:ascii="Charis SIL Regular" w:hAnsi="Charis SIL Regular" w:eastAsia="Charis SIL Regular"/>
+          <w:b w:val="0"/>
+          <w:i w:val="0"/>
+          <w:color w:val="000000"/>
+          <w:sz w:val="24"/>
+        </w:rPr>
+        <w:hyperlink r:id="rId11" w:history="1">
+          <w:r>
+            <w:rPr>
+              <w:rStyle w:val="Hyperlink"/>
+            </w:rPr>
+            <w:t>l</w:t>
+          </w:r>
+        </w:hyperlink>
+      </w:r>
+      <w:r>
+        <w:rPr>
+          <w:u w:val="single" w:color="0000ff"/>
+          <w:rFonts w:ascii="Charis SIL Regular" w:hAnsi="Charis SIL Regular" w:eastAsia="Charis SIL Regular"/>
+          <w:b w:val="0"/>
+          <w:i w:val="0"/>
+          <w:color w:val="000000"/>
+          <w:sz w:val="24"/>
+        </w:rPr>
+        <w:hyperlink r:id="rId11" w:history="1">
+          <w:r>
+            <w:rPr>
+              <w:rStyle w:val="Hyperlink"/>
+            </w:rPr>
+            <w:t>and</w:t>
+          </w:r>
+        </w:hyperlink>
       </w:r>
       <w:r>
         <w:rPr>
@@ -1266,7 +1397,25 @@
           <w:color w:val="000000"/>
           <w:sz w:val="24"/>
         </w:rPr>
-        <w:t>n about the wide range of availab</w:t>
+        <w:t>n about the wide range o</w:t>
+      </w:r>
+      <w:r>
+        <w:rPr>
+          <w:u w:val="single" w:color="0000ff"/>
+          <w:rFonts w:ascii="Charis SIL Regular" w:hAnsi="Charis SIL Regular" w:eastAsia="Charis SIL Regular"/>
+          <w:b w:val="0"/>
+          <w:i w:val="0"/>
+          <w:color w:val="000000"/>
+          <w:sz w:val="24"/>
+        </w:rPr>
+        <w:hyperlink r:id="rId13" w:history="1">
+          <w:r>
+            <w:rPr>
+              <w:rStyle w:val="Hyperlink"/>
+            </w:rPr>
+            <w:t>f availab</w:t>
+          </w:r>
+        </w:hyperlink>
       </w:r>
       <w:r>
         <w:rPr>
@@ -1363,23 +1512,6 @@
       </w:r>
       <w:r>
         <w:rPr>
-          <w:rFonts w:ascii="Charis SIL Regular" w:hAnsi="Charis SIL Regular" w:eastAsia="Charis SIL Regular"/>
-          <w:b w:val="0"/>
-          <w:i w:val="0"/>
-          <w:color w:val="000000"/>
-          <w:sz w:val="24"/>
-        </w:rPr>
-        <w:hyperlink r:id="rId14" w:history="1">
-          <w:r>
-            <w:rPr>
-              <w:rStyle w:val="Hyperlink"/>
-            </w:rPr>
-            <w:t>d</w:t>
-          </w:r>
-        </w:hyperlink>
-      </w:r>
-      <w:r>
-        <w:rPr>
           <w:u w:val="single" w:color="0000ff"/>
           <w:rFonts w:ascii="Charis SIL Regular" w:hAnsi="Charis SIL Regular" w:eastAsia="Charis SIL Regular"/>
           <w:b w:val="0"/>
@@ -1387,7 +1519,7 @@
           <w:color w:val="000000"/>
           <w:sz w:val="24"/>
         </w:rPr>
-        <w:t xml:space="preserve"> </w:t>
+        <w:t>d</w:t>
       </w:r>
       <w:r>
         <w:rPr>
@@ -1397,7 +1529,7 @@
           <w:color w:val="000000"/>
           <w:sz w:val="24"/>
         </w:rPr>
-        <w:t xml:space="preserve">them. Besides </w:t>
+        <w:t xml:space="preserve"> them. Besides </w:t>
       </w:r>
       <w:r>
         <w:rPr>
@@ -1524,7 +1656,18 @@
           <w:color w:val="000000"/>
           <w:sz w:val="24"/>
         </w:rPr>
-        <w:t xml:space="preserve">types of material. Various </w:t>
+        <w:t>types of m</w:t>
+      </w:r>
+      <w:r>
+        <w:rPr>
+          <w:u w:val="single" w:color="0000ff"/>
+          <w:rFonts w:ascii="Charis SIL Regular" w:hAnsi="Charis SIL Regular" w:eastAsia="Charis SIL Regular"/>
+          <w:b w:val="0"/>
+          <w:i w:val="0"/>
+          <w:color w:val="000000"/>
+          <w:sz w:val="24"/>
+        </w:rPr>
+        <w:t xml:space="preserve">aterial. Various </w:t>
       </w:r>
       <w:r>
         <w:rPr>
@@ -1631,7 +1774,7 @@
           <w:sz w:val="24"/>
           <w:u w:val="single"/>
         </w:rPr>
-        <w:hyperlink r:id="rId13" w:history="1">
+        <w:hyperlink r:id="rId14" w:history="1">
           <w:r>
             <w:rPr>
               <w:rStyle w:val="Hyperlink"/>
@@ -2325,7 +2468,14 @@
           <w:color w:val="000000"/>
           <w:sz w:val="24"/>
         </w:rPr>
-        <w:t>unt of arc</w:t>
+        <w:hyperlink r:id="rId13" w:history="1">
+          <w:r>
+            <w:rPr>
+              <w:rStyle w:val="Hyperlink"/>
+            </w:rPr>
+            <w:t>unt of arc</w:t>
+          </w:r>
+        </w:hyperlink>
       </w:r>
       <w:r>
         <w:rPr>
